--- a/sample_data/sample_tfls/T14.3.1_AE_summary.docx
+++ b/sample_data/sample_tfls/T14.3.1_AE_summary.docx
@@ -296,7 +296,7 @@
                 <w:rFonts w:ascii="Arial" w:hAnsi="Arial"/>
                 <w:sz w:val="18"/>
               </w:rPr>
-              <w:t>12 (109.1)</w:t>
+              <w:t>11 (100.0)</w:t>
             </w:r>
           </w:p>
         </w:tc>
